--- a/data/cvs/cv_115_Kogan_com_AI_Automation___Architecture_Lead.docx
+++ b/data/cvs/cv_115_Kogan_com_AI_Automation___Architecture_Lead.docx
@@ -86,7 +86,7 @@
         <w:rPr>
           <w:sz w:val="20"/>
         </w:rPr>
-        <w:t>AI Data Specialist and Full Stack Developer with a passion for building intelligent systems. I have honed my skills in AI data work, from model evaluation and prompt engineering to dataset structuring and annotation. Currently, I'm immersed in production-level AI projects at Copy Cat Group, including an AI-powered tender scraping pipeline and an SAP API integration. My full-stack development expertise spans Python, React, and REST APIs, with a focus on creating scalable, user-centric solutions.</w:t>
+        <w:t>AI Data Engineer and Full Stack Developer with a focus on AI-driven automation and systems architecture. I design and build production-ready solutions, from Python backends and REST APIs to React frontends, with a particular interest in AI integration. My recent work includes live projects at Copy Cat Group, such as an AI-powered tender scraping pipeline and an SAP API integration, as well as data annotation and evaluation for AI model training at Sama Kenya and Digital Divide Data.</w:t>
       </w:r>
     </w:p>
     <w:p>
@@ -119,7 +119,7 @@
         <w:rPr>
           <w:sz w:val="20"/>
         </w:rPr>
-        <w:t>Python, JavaScript, SQL, PHP, Kotlin, Bash, HTML, CSS</w:t>
+        <w:t>Python, JavaScript, SQL, Bash</w:t>
       </w:r>
     </w:p>
     <w:p>
@@ -155,7 +155,7 @@
         <w:rPr>
           <w:sz w:val="20"/>
         </w:rPr>
-        <w:t>PostgreSQL, MySQL, MongoDB, SQLite</w:t>
+        <w:t>PostgreSQL, MySQL, MongoDB</w:t>
       </w:r>
     </w:p>
     <w:p>
@@ -173,7 +173,7 @@
         <w:rPr>
           <w:sz w:val="20"/>
         </w:rPr>
-        <w:t>Pandas, NumPy, Excel, Data Visualisation, Statistical Analysis</w:t>
+        <w:t>Pandas, Data Visualisation, Statistical Analysis</w:t>
       </w:r>
     </w:p>
     <w:p>
@@ -191,7 +191,7 @@
         <w:rPr>
           <w:sz w:val="20"/>
         </w:rPr>
-        <w:t>Gemini API, Groq API, Prompt Engineering, LLM Evaluation, Data Annotation, Dataset Structuring</w:t>
+        <w:t>LLM Evaluation, Prompt Engineering, Dataset Structuring, Gemini API</w:t>
       </w:r>
     </w:p>
     <w:p>
@@ -209,7 +209,7 @@
         <w:rPr>
           <w:sz w:val="20"/>
         </w:rPr>
-        <w:t>n8n, Playwright, APScheduler, Web Scraping, REST APIs, Git, GitHub, Postman, VS Code, Jira, Trello, Slack, HubSpot, Figma, Docker</w:t>
+        <w:t>n8n, Web Scraping, REST APIs, APScheduler</w:t>
       </w:r>
     </w:p>
     <w:p>
@@ -227,7 +227,7 @@
         <w:rPr>
           <w:sz w:val="20"/>
         </w:rPr>
-        <w:t>Oracle Cloud, Google Cloud Platform</w:t>
+        <w:t>Git, CI/CD, Docker, Google Cloud Platform</w:t>
       </w:r>
     </w:p>
     <w:p>
@@ -245,7 +245,7 @@
         <w:rPr>
           <w:sz w:val="20"/>
         </w:rPr>
-        <w:t>AI Automation, Architecture Lead, eCommerce platform, remote work, in-person collaboration, AI visionary, autonomous agents, process optimization, LLM capabilities, AI specialist, artificial intelligence transformation, executive level, cross-functional collaboration, ChatGPT prompts, multi-agent swarms, security sandboxes, retail, AI Evangelist, special projects, competitive advantage, rapid prototyping, production-ready software, vibe coding, OpenClaw</w:t>
+        <w:t>Artificial Intelligence, Autonomous Agents, LangGraph, OpenClaw, OpenHands, CrewAI, Make.com, API Integrations, Containerization, Workflow Builders, Multi-Agent Frameworks, AI Automation</w:t>
       </w:r>
     </w:p>
     <w:p>
@@ -263,7 +263,7 @@
         <w:rPr>
           <w:sz w:val="20"/>
         </w:rPr>
-        <w:t>OpenHands, LangGraph, supply chain, marketing, customer service, Human-in-the-Loop (HITL), AI bots, guardrails, approval gates, e-commerce stack, ERPs, CRM, databases, computer science, systems architecture, API integrations, AI automation tools, multi-agent frameworks, workflow builders, Make.com, AI security protocols, containerization, permission allowlists, enterprise data security, prompt injections, rogue agent behavior</w:t>
+        <w:t>Computer Science, Security Protocols, HITL, Human-in-the-Loop, ERP, CRM, Supply Chain, Marketing, Customer Service, Prompt Injections, Security Sandboxes, e-commerce</w:t>
       </w:r>
     </w:p>
     <w:p>
@@ -313,7 +313,7 @@
         <w:rPr>
           <w:sz w:val="20"/>
         </w:rPr>
-        <w:t>Integrating SAP APIs with an internal Credit Control System, automating processes for OA and IT business units.</w:t>
+        <w:t>Integrating SAP APIs with an internal Credit Control System, automating processes for OA and IT teams.</w:t>
       </w:r>
     </w:p>
     <w:p>
@@ -325,7 +325,7 @@
         <w:rPr>
           <w:sz w:val="20"/>
         </w:rPr>
-        <w:t>Designing and implementing an AI-powered tender scraping pipeline to streamline tender discovery and processing.</w:t>
+        <w:t>Authoring System Design Documents (SDDs) for Application, Data, Integration, and Security Architecture.</w:t>
       </w:r>
     </w:p>
     <w:p>
@@ -337,7 +337,7 @@
         <w:rPr>
           <w:sz w:val="20"/>
         </w:rPr>
-        <w:t>Authoring comprehensive System Design Documents (SDDs) and Business Requirements Documents (BRDs) for enterprise-level projects.</w:t>
+        <w:t>Designing and prototyping an AI-powered tender scraping pipeline to automate tender discovery and processing.</w:t>
       </w:r>
     </w:p>
     <w:p>
@@ -372,7 +372,7 @@
         <w:rPr>
           <w:sz w:val="20"/>
         </w:rPr>
-        <w:t>Generating difference-based captions for multimodal datasets, enhancing model accuracy through detailed annotations.</w:t>
+        <w:t>Generating difference-based captions for multimodal datasets, improving model accuracy through detailed annotations.</w:t>
       </w:r>
     </w:p>
     <w:p>
@@ -407,7 +407,7 @@
         <w:rPr>
           <w:sz w:val="20"/>
         </w:rPr>
-        <w:t>Building full-stack solutions with optimised UI components, APIs, and CMS systems, ensuring high performance and client satisfaction.</w:t>
+        <w:t>Built and delivered full-stack solutions, including UI components and API optimisation, for diverse U.S. clients.</w:t>
       </w:r>
     </w:p>
     <w:p>
@@ -442,7 +442,7 @@
         <w:rPr>
           <w:sz w:val="20"/>
         </w:rPr>
-        <w:t>Creating structured datasets for health and agriculture AI systems, including intent detection and slot tagging.</w:t>
+        <w:t>Performed intent detection and slot tagging for health and agriculture AI systems, ensuring high-quality training data.</w:t>
       </w:r>
     </w:p>
     <w:p>
